--- a/courts/fifth-circuit/louisiana/state/court-of-appeal/answering-brief/usage/OUTPUT-answering-brief.docx
+++ b/courts/fifth-circuit/louisiana/state/court-of-appeal/answering-brief/usage/OUTPUT-answering-brief.docx
@@ -1216,10 +1216,7 @@
         <w:ind w:left="1140" w:right="720" w:hanging="720"/>
       </w:pPr>
       <w:r>
-        <w:t xml:space="preserve">I.</w:t>
-      </w:r>
-      <w:r>
-        <w:t xml:space="preserve"> </w:t>
+        <w:t xml:space="preserve">I. </w:t>
       </w:r>
       <w:r>
         <w:t xml:space="preserve">The</w:t>
@@ -1364,10 +1361,7 @@
         <w:ind w:left="1560" w:right="720" w:hanging="720"/>
       </w:pPr>
       <w:r>
-        <w:t xml:space="preserve">A.</w:t>
-      </w:r>
-      <w:r>
-        <w:t xml:space="preserve"> </w:t>
+        <w:t xml:space="preserve">A. </w:t>
       </w:r>
       <w:r>
         <w:t xml:space="preserve">Louisiana’s</w:t>
@@ -1452,10 +1446,7 @@
         <w:ind w:left="1560" w:right="720" w:hanging="720"/>
       </w:pPr>
       <w:r>
-        <w:t xml:space="preserve">B.</w:t>
-      </w:r>
-      <w:r>
-        <w:t xml:space="preserve"> </w:t>
+        <w:t xml:space="preserve">B. </w:t>
       </w:r>
       <w:r>
         <w:t xml:space="preserve">Louisiana’s</w:t>
@@ -1534,10 +1525,7 @@
         <w:ind w:left="1140" w:right="720" w:hanging="720"/>
       </w:pPr>
       <w:r>
-        <w:t xml:space="preserve">II.</w:t>
-      </w:r>
-      <w:r>
-        <w:t xml:space="preserve"> </w:t>
+        <w:t xml:space="preserve">II. </w:t>
       </w:r>
       <w:r>
         <w:t xml:space="preserve">The</w:t>
@@ -1646,10 +1634,7 @@
         <w:ind w:left="1140" w:right="720" w:hanging="720"/>
       </w:pPr>
       <w:r>
-        <w:t xml:space="preserve">III.</w:t>
-      </w:r>
-      <w:r>
-        <w:t xml:space="preserve"> </w:t>
+        <w:t xml:space="preserve">III. </w:t>
       </w:r>
       <w:r>
         <w:t xml:space="preserve">The</w:t>
@@ -1734,10 +1719,7 @@
         <w:ind w:left="1560" w:right="720" w:hanging="720"/>
       </w:pPr>
       <w:r>
-        <w:t xml:space="preserve">A.</w:t>
-      </w:r>
-      <w:r>
-        <w:t xml:space="preserve"> </w:t>
+        <w:t xml:space="preserve">A. </w:t>
       </w:r>
       <w:r>
         <w:t xml:space="preserve">Theda</w:t>
@@ -1774,10 +1756,7 @@
         <w:ind w:left="1560" w:right="720" w:hanging="720"/>
       </w:pPr>
       <w:r>
-        <w:t xml:space="preserve">B.</w:t>
-      </w:r>
-      <w:r>
-        <w:t xml:space="preserve"> </w:t>
+        <w:t xml:space="preserve">B. </w:t>
       </w:r>
       <w:r>
         <w:t xml:space="preserve">Peter</w:t>
@@ -1808,10 +1787,7 @@
         <w:ind w:left="1140" w:right="720" w:hanging="720"/>
       </w:pPr>
       <w:r>
-        <w:t xml:space="preserve">IV.</w:t>
-      </w:r>
-      <w:r>
-        <w:t xml:space="preserve"> </w:t>
+        <w:t xml:space="preserve">IV. </w:t>
       </w:r>
       <w:r>
         <w:t xml:space="preserve">The</w:t>
@@ -1914,10 +1890,7 @@
         <w:ind w:left="1560" w:right="720" w:hanging="720"/>
       </w:pPr>
       <w:r>
-        <w:t xml:space="preserve">A.</w:t>
-      </w:r>
-      <w:r>
-        <w:t xml:space="preserve"> </w:t>
+        <w:t xml:space="preserve">A. </w:t>
       </w:r>
       <w:r>
         <w:t xml:space="preserve">Evidence</w:t>
@@ -1972,10 +1945,7 @@
         <w:ind w:left="1560" w:right="720" w:hanging="720"/>
       </w:pPr>
       <w:r>
-        <w:t xml:space="preserve">B.</w:t>
-      </w:r>
-      <w:r>
-        <w:t xml:space="preserve"> </w:t>
+        <w:t xml:space="preserve">B. </w:t>
       </w:r>
       <w:r>
         <w:t xml:space="preserve">Evidence</w:t>
@@ -7054,6 +7024,10 @@
         <w:t xml:space="preserve">I.</w:t>
       </w:r>
       <w:r>
+        <w:rPr>
+          <w:b/>
+          <w:bCs/>
+        </w:rPr>
         <w:tab/>
       </w:r>
       <w:r>
@@ -7418,6 +7392,10 @@
         <w:t xml:space="preserve">A.</w:t>
       </w:r>
       <w:r>
+        <w:rPr>
+          <w:b/>
+          <w:bCs/>
+        </w:rPr>
         <w:tab/>
       </w:r>
       <w:r>
@@ -8112,6 +8090,10 @@
         <w:t xml:space="preserve">B.</w:t>
       </w:r>
       <w:r>
+        <w:rPr>
+          <w:b/>
+          <w:bCs/>
+        </w:rPr>
         <w:tab/>
       </w:r>
       <w:r>
@@ -8253,7 +8235,7 @@
         <w:pStyle w:val="BodyText"/>
       </w:pPr>
       <w:r>
-        <w:t xml:space="preserve">Appellants’ argument under the state constitution is based on the same alleged faults with the Louisiana eminent domain laws as applied to oil pipelines. Appellants’ Brief at 15 (“For the same reasons . . . Louisiana’s eminent domain scheme also violates the right to property and due process in the Louisiana Constitution.”) Though Appellants correctly make the unremarkable point that state statutes can be declared unconstitutional as a general matter, they cite no Louisiana jurisprudence invalidating any aspect of the longstanding eminent domain statutes, nor do they even brief the issue of precisely what is required by the due process and private property clauses of the Louisiana Constitution that is lacking in Louisiana’s eminent domain laws.</w:t>
+        <w:t xml:space="preserve">Appellants’ argument under the state constitution is based on the same alleged faults with the Louisiana eminent domain laws as applied to oil pipelines. Appellants’ Brief at 15 (“For the same reasons ⁠. ⁠. ⁠. Louisiana’s eminent domain scheme also violates the right to property and due process in the Louisiana Constitution.”) Though Appellants correctly make the unremarkable point that state statutes can be declared unconstitutional as a general matter, they cite no Louisiana jurisprudence invalidating any aspect of the longstanding eminent domain statutes, nor do they even brief the issue of precisely what is required by the due process and private property clauses of the Louisiana Constitution that is lacking in Louisiana’s eminent domain laws.</w:t>
       </w:r>
       <w:r>
         <w:t xml:space="preserve"> </w:t>
@@ -8301,7 +8283,7 @@
         <w:noBreakHyphen/>
       </w:r>
       <w:r>
-        <w:t xml:space="preserve">0665 (La. App. 4th Cir. 10/10/18), 257 So. 3d 764, 769 n.4 (“’It is . . . well settled that if an appellant identifies an assignment of error . . . but fails to brief that point with citations to the record and support in the law, that issue or assignment is deemed waived.’”) (citation omitted). In any event, for the same reasons discussed above with respect to Appellants’ argument based upon the federal non-delegation doctrine, Appellants’ arguments of unconstitutionality based upon the state constitution fail in light of the standards and opportunity for judicial review provided for in the Louisiana eminent domain scheme.</w:t>
+        <w:t xml:space="preserve">0665 (La. App. 4th Cir. 10/10/18), 257 So. 3d 764, 769 n.4 (“’It is ⁠. ⁠. ⁠. well settled that if an appellant identifies an assignment of error ⁠. ⁠. ⁠. but fails to brief that point with citations to the record and support in the law, that issue or assignment is deemed waived.’”) (citation omitted). In any event, for the same reasons discussed above with respect to Appellants’ argument based upon the federal non-delegation doctrine, Appellants’ arguments of unconstitutionality based upon the state constitution fail in light of the standards and opportunity for judicial review provided for in the Louisiana eminent domain scheme.</w:t>
       </w:r>
     </w:p>
     <w:p>
@@ -8320,6 +8302,10 @@
         <w:t xml:space="preserve">II.</w:t>
       </w:r>
       <w:r>
+        <w:rPr>
+          <w:b/>
+          <w:bCs/>
+        </w:rPr>
         <w:tab/>
       </w:r>
       <w:r>
@@ -8661,6 +8647,10 @@
         <w:t xml:space="preserve">III.</w:t>
       </w:r>
       <w:r>
+        <w:rPr>
+          <w:b/>
+          <w:bCs/>
+        </w:rPr>
         <w:tab/>
       </w:r>
       <w:r>
@@ -8960,7 +8950,7 @@
         <w:t xml:space="preserve"> </w:t>
       </w:r>
       <w:r>
-        <w:t xml:space="preserve">provides for several categories of information to be provided by the expropriating entity to the landowner whose property is being expropriated. Subsection A provides that “[b]efore exercising the rights of expropriation provided by R.S.19:2, any expropriating authority . . . shall” provide the landowner certain information from the appraisal/​evaluation performed by the expropriating authority and offer to compensate the landowner an amount not less than the lowest appraisal. La. R.S. 19:2.2(A).</w:t>
+        <w:t xml:space="preserve">provides for several categories of information to be provided by the expropriating entity to the landowner whose property is being expropriated. Subsection A provides that “[b]efore exercising the rights of expropriation provided by R.S.19:2, any expropriating authority ⁠. ⁠. ⁠. shall” provide the landowner certain information from the appraisal/​evaluation performed by the expropriating authority and offer to compensate the landowner an amount not less than the lowest appraisal. La. R.S. 19:2.2(A).</w:t>
       </w:r>
     </w:p>
     <w:p>
@@ -9001,6 +8991,10 @@
         <w:t xml:space="preserve">A.</w:t>
       </w:r>
       <w:r>
+        <w:rPr>
+          <w:b/>
+          <w:bCs/>
+        </w:rPr>
         <w:tab/>
       </w:r>
       <w:r>
@@ -9218,6 +9212,10 @@
         <w:t xml:space="preserve">B.</w:t>
       </w:r>
       <w:r>
+        <w:rPr>
+          <w:b/>
+          <w:bCs/>
+        </w:rPr>
         <w:tab/>
       </w:r>
       <w:r>
@@ -9448,6 +9446,10 @@
         <w:t xml:space="preserve">IV.</w:t>
       </w:r>
       <w:r>
+        <w:rPr>
+          <w:b/>
+          <w:bCs/>
+        </w:rPr>
         <w:tab/>
       </w:r>
       <w:r>
@@ -9733,6 +9735,10 @@
         <w:t xml:space="preserve">A.</w:t>
       </w:r>
       <w:r>
+        <w:rPr>
+          <w:b/>
+          <w:bCs/>
+        </w:rPr>
         <w:tab/>
       </w:r>
       <w:r>
@@ -10183,6 +10189,10 @@
         <w:t xml:space="preserve">B.</w:t>
       </w:r>
       <w:r>
+        <w:rPr>
+          <w:b/>
+          <w:bCs/>
+        </w:rPr>
         <w:tab/>
       </w:r>
       <w:r>
@@ -10287,6 +10297,10 @@
         <w:t xml:space="preserve">1.</w:t>
       </w:r>
       <w:r>
+        <w:rPr>
+          <w:b/>
+          <w:bCs/>
+        </w:rPr>
         <w:tab/>
       </w:r>
       <w:r>
@@ -10421,6 +10435,10 @@
         <w:t xml:space="preserve">2.</w:t>
       </w:r>
       <w:r>
+        <w:rPr>
+          <w:b/>
+          <w:bCs/>
+        </w:rPr>
         <w:tab/>
       </w:r>
       <w:r>
@@ -10591,6 +10609,10 @@
         <w:t xml:space="preserve">3.</w:t>
       </w:r>
       <w:r>
+        <w:rPr>
+          <w:b/>
+          <w:bCs/>
+        </w:rPr>
         <w:tab/>
       </w:r>
       <w:r>
@@ -10764,7 +10786,7 @@
         <w:t xml:space="preserve">See ExxonMobil</w:t>
       </w:r>
       <w:r>
-        <w:t xml:space="preserve">, 35 So. 3d at 200 (“Once public necessity is established, the extent and location of the property to be expropriated are within the sound discretion of the expropriation authority and determination of same will not be disturbed by the court if made in good faith . . . . The criteria to be considered by the expropriator in determining the location and extent of the property to be expropriated includes factors such as . . . environmental impact.”) Indeed, Mr. Eustis himself testified on cross-examination that he personally raised the same environmental issues before the U.S. Corps of Engineers, the Louisiana Department of Environmental Quality, and the Louisiana Department of Natural Resources Office of Coastal Management, each of which granted permits to Bayou Bridge despite the objections.</w:t>
+        <w:t xml:space="preserve">, 35 So. 3d at 200 (“Once public necessity is established, the extent and location of the property to be expropriated are within the sound discretion of the expropriation authority and determination of same will not be disturbed by the court if made in good faith ⁠. ⁠. ⁠. ⁠. The criteria to be considered by the expropriator in determining the location and extent of the property to be expropriated includes factors such as ⁠. ⁠. ⁠. environmental impact.”) Indeed, Mr. Eustis himself testified on cross-examination that he personally raised the same environmental issues before the U.S. Corps of Engineers, the Louisiana Department of Environmental Quality, and the Louisiana Department of Natural Resources Office of Coastal Management, each of which granted permits to Bayou Bridge despite the objections.</w:t>
       </w:r>
       <w:r>
         <w:rPr>
@@ -12859,7 +12881,7 @@
         <w:noBreakHyphen/>
       </w:r>
       <w:r>
-        <w:t xml:space="preserve">21. Adding the fair market value of the land and this treble damage amount would have resulted in awards of $0.91 for Ms. Larson Wright based on her .000094 interest, and $6.64 each for the remaining two Appellants given their .0005803 interest each. 5 R. 1021. Given that Bayou Bridge had already offered each Appellant $75 in compensation, the court awarded that amount.</w:t>
+        <w:t xml:space="preserve">21. Adding the fair market value of the land and this treble damage amount would have resulted in awards of $0.91 for Ms. Larson Wright based on her ⁠.000094 interest, and $6.64 each for the remaining two Appellants given their ⁠.0005803 interest each. 5 R. 1021. Given that Bayou Bridge had already offered each Appellant $75 in compensation, the court awarded that amount.</w:t>
       </w:r>
       <w:r>
         <w:t xml:space="preserve"> </w:t>
@@ -14112,6 +14134,33 @@
       <w:ind w:left="2160" w:hanging="720"/>
     </w:pPr>
   </w:style>
+  <w:style w:type="paragraph" w:customStyle="1" w:styleId="XdQuoteList1">
+    <w:name w:val="Xd Quote List 1"/>
+    <w:basedOn w:val="Normal"/>
+    <w:qFormat/>
+    <w:pPr>
+      <w:spacing w:before="0" w:after="0" w:line="322" w:lineRule="exact"/>
+      <w:ind w:left="1440" w:right="720" w:hanging="720"/>
+    </w:pPr>
+  </w:style>
+  <w:style w:type="paragraph" w:customStyle="1" w:styleId="XdQuoteList2">
+    <w:name w:val="Xd Quote List 2"/>
+    <w:basedOn w:val="Normal"/>
+    <w:qFormat/>
+    <w:pPr>
+      <w:spacing w:before="0" w:after="0" w:line="322" w:lineRule="exact"/>
+      <w:ind w:left="2160" w:right="720" w:hanging="720"/>
+    </w:pPr>
+  </w:style>
+  <w:style w:type="paragraph" w:customStyle="1" w:styleId="XdQuoteList3">
+    <w:name w:val="Xd Quote List 3"/>
+    <w:basedOn w:val="Normal"/>
+    <w:qFormat/>
+    <w:pPr>
+      <w:spacing w:before="0" w:after="0" w:line="322" w:lineRule="exact"/>
+      <w:ind w:left="2880" w:right="720" w:hanging="720"/>
+    </w:pPr>
+  </w:style>
   <w:style w:type="paragraph" w:customStyle="1" w:styleId="XdQuoteOnly">
     <w:name w:val="XdQuoteOnly"/>
     <w:basedOn w:val="BodyText"/>
